--- a/metodika/D - kontrolní otázky.docx
+++ b/metodika/D - kontrolní otázky.docx
@@ -56,21 +56,75 @@
         </w:numPr>
       </w:pPr>
       <w:r>
-        <w:t xml:space="preserve">Verze: v0.1</w:t>
+        <w:t xml:space="preserve">Aktualizováno: 2026-10-29 – sjednoceno se strukturou extraktů v repozitáři tnk136-extrakty</w:t>
+      </w:r>
+    </w:p>
+    <w:p>
+      <w:pPr>
+        <w:pStyle w:val="Compact"/>
+        <w:numPr>
+          <w:ilvl w:val="0"/>
+          <w:numId w:val="1001"/>
+        </w:numPr>
+      </w:pPr>
+      <w:r>
+        <w:t xml:space="preserve">Verze: v0.2 Tento dokument obsahuje sadu kontrolních otázek k posouzení kvality extraktu.</w:t>
+      </w:r>
+      <w:r>
+        <w:t xml:space="preserve"/>
+      </w:r>
+      <w:r>
+        <w:t xml:space="preserve"/>
+      </w:r>
+    </w:p>
+    <w:p>
+      <w:pPr>
+        <w:pStyle w:val="FirstParagraph"/>
+      </w:pPr>
+      <w:r>
+        <w:t xml:space="preserve">Poznámky k použití kontrolních otázek:</w:t>
+      </w:r>
+    </w:p>
+    <w:p>
+      <w:pPr>
+        <w:pStyle w:val="Compact"/>
+        <w:numPr>
+          <w:ilvl w:val="0"/>
+          <w:numId w:val="1002"/>
+        </w:numPr>
+      </w:pPr>
+      <w:r>
+        <w:t xml:space="preserve">Kontrolní otázky slouží jako nástroj zajištění kvality extraktu</w:t>
+      </w:r>
+    </w:p>
+    <w:p>
+      <w:pPr>
+        <w:pStyle w:val="Compact"/>
+        <w:numPr>
+          <w:ilvl w:val="0"/>
+          <w:numId w:val="1002"/>
+        </w:numPr>
+      </w:pPr>
+      <w:r>
+        <w:t xml:space="preserve">Na všechny otázky by měla být odpověď</w:t>
       </w:r>
       <w:r>
         <w:t xml:space="preserve"> </w:t>
       </w:r>
       <w:r>
-        <w:t xml:space="preserve">Tento dokument obsahuje sadu kontrolních otázek k posouzení kvality extraktu.</w:t>
-      </w:r>
-    </w:p>
-    <w:p>
-      <w:pPr>
-        <w:pStyle w:val="FirstParagraph"/>
-      </w:pPr>
-      <w:r>
-        <w:t xml:space="preserve">Poznámky k použití kontrolních otázek:</w:t>
+        <w:t xml:space="preserve">“ano”</w:t>
+      </w:r>
+      <w:r>
+        <w:t xml:space="preserve"> </w:t>
+      </w:r>
+      <w:r>
+        <w:t xml:space="preserve">nebo</w:t>
+      </w:r>
+      <w:r>
+        <w:t xml:space="preserve"> </w:t>
+      </w:r>
+      <w:r>
+        <w:t xml:space="preserve">“není relevantní”</w:t>
       </w:r>
     </w:p>
     <w:p>
@@ -82,7 +136,19 @@
         </w:numPr>
       </w:pPr>
       <w:r>
-        <w:t xml:space="preserve">Kontrolní otázky slouží jako nástroj zajištění kvality extraktu</w:t>
+        <w:t xml:space="preserve">V případě odpovědi</w:t>
+      </w:r>
+      <w:r>
+        <w:t xml:space="preserve"> </w:t>
+      </w:r>
+      <w:r>
+        <w:t xml:space="preserve">“ne”</w:t>
+      </w:r>
+      <w:r>
+        <w:t xml:space="preserve"> </w:t>
+      </w:r>
+      <w:r>
+        <w:t xml:space="preserve">je třeba extrakt upravit</w:t>
       </w:r>
     </w:p>
     <w:p>
@@ -94,25 +160,7 @@
         </w:numPr>
       </w:pPr>
       <w:r>
-        <w:t xml:space="preserve">Na všechny otázky by měla být odpověď</w:t>
-      </w:r>
-      <w:r>
-        <w:t xml:space="preserve"> </w:t>
-      </w:r>
-      <w:r>
-        <w:t xml:space="preserve">“ano”</w:t>
-      </w:r>
-      <w:r>
-        <w:t xml:space="preserve"> </w:t>
-      </w:r>
-      <w:r>
-        <w:t xml:space="preserve">nebo</w:t>
-      </w:r>
-      <w:r>
-        <w:t xml:space="preserve"> </w:t>
-      </w:r>
-      <w:r>
-        <w:t xml:space="preserve">“není relevantní”</w:t>
+        <w:t xml:space="preserve">Seznam může být dále rozšiřován na základě praktických zkušeností</w:t>
       </w:r>
     </w:p>
     <w:p>
@@ -124,19 +172,7 @@
         </w:numPr>
       </w:pPr>
       <w:r>
-        <w:t xml:space="preserve">V případě odpovědi</w:t>
-      </w:r>
-      <w:r>
-        <w:t xml:space="preserve"> </w:t>
-      </w:r>
-      <w:r>
-        <w:t xml:space="preserve">“ne”</w:t>
-      </w:r>
-      <w:r>
-        <w:t xml:space="preserve"> </w:t>
-      </w:r>
-      <w:r>
-        <w:t xml:space="preserve">je třeba extrakt upravit</w:t>
+        <w:t xml:space="preserve">Otázky pomáhají zajistit konzistentní kvalitu extraktů napříč různými zpracovateli</w:t>
       </w:r>
     </w:p>
     <w:p>
@@ -148,30 +184,6 @@
         </w:numPr>
       </w:pPr>
       <w:r>
-        <w:t xml:space="preserve">Seznam může být dále rozšiřován na základě praktických zkušeností</w:t>
-      </w:r>
-    </w:p>
-    <w:p>
-      <w:pPr>
-        <w:pStyle w:val="Compact"/>
-        <w:numPr>
-          <w:ilvl w:val="0"/>
-          <w:numId w:val="1002"/>
-        </w:numPr>
-      </w:pPr>
-      <w:r>
-        <w:t xml:space="preserve">Otázky pomáhají zajistit konzistentní kvalitu extraktů napříč různými zpracovateli</w:t>
-      </w:r>
-    </w:p>
-    <w:p>
-      <w:pPr>
-        <w:pStyle w:val="Compact"/>
-        <w:numPr>
-          <w:ilvl w:val="0"/>
-          <w:numId w:val="1002"/>
-        </w:numPr>
-      </w:pPr>
-      <w:r>
         <w:t xml:space="preserve">V případě rozporu těchto otázek a metodiky má metodika přednost</w:t>
       </w:r>
     </w:p>
@@ -230,6 +242,30 @@
       </w:pPr>
       <w:r>
         <w:t xml:space="preserve">Je zachováno původní číslování kapitol z popisovaného dokumentu?</w:t>
+      </w:r>
+    </w:p>
+    <w:p>
+      <w:pPr>
+        <w:pStyle w:val="Compact"/>
+        <w:numPr>
+          <w:ilvl w:val="0"/>
+          <w:numId w:val="1003"/>
+        </w:numPr>
+      </w:pPr>
+      <w:r>
+        <w:t xml:space="preserve">Jsou části v pořadí Úvod, Užití, 1 Předmět, Souvisící normy, Termíny a definice, Symboly a zkratky, další kapitoly, přílohy?</w:t>
+      </w:r>
+    </w:p>
+    <w:p>
+      <w:pPr>
+        <w:pStyle w:val="Compact"/>
+        <w:numPr>
+          <w:ilvl w:val="0"/>
+          <w:numId w:val="1003"/>
+        </w:numPr>
+      </w:pPr>
+      <w:r>
+        <w:t xml:space="preserve">Odpovídá záhlaví (označení, rok vydání, počet stran) vydání ISO nebo CEN, které extrakt popisuje, a je uveden rok zpracování extraktu?</w:t>
       </w:r>
     </w:p>
     <w:bookmarkEnd w:id="20"/>
@@ -367,6 +403,18 @@
       </w:pPr>
       <w:r>
         <w:t xml:space="preserve">Obsahuje popisek vložených prvků (tabulky, obrázky) i odkaz na původní vložený prvek v popisovaném dokumentu?</w:t>
+      </w:r>
+    </w:p>
+    <w:p>
+      <w:pPr>
+        <w:pStyle w:val="Compact"/>
+        <w:numPr>
+          <w:ilvl w:val="0"/>
+          <w:numId w:val="1005"/>
+        </w:numPr>
+      </w:pPr>
+      <w:r>
+        <w:t xml:space="preserve">Je popisek tabulky nad tabulkou a popisek obrázku pod obrázkem?</w:t>
       </w:r>
     </w:p>
     <w:p>
